--- a/docs/Vicji-GBP-Setup-Guide.docx
+++ b/docs/Vicji-GBP-Setup-Guide.docx
@@ -362,7 +362,7 @@
         </w:rPr>
         <w:t xml:space="preserve">If Vicji doesn't have a Gmail account, create one first at </w:t>
       </w:r>
-      <w:hyperlink w:history="1" r:id="rIdpkjk7awf4dwgts-e3zdvh">
+      <w:hyperlink w:history="1" r:id="rIdflxj4fwfjsewyjgahqpox">
         <w:r>
           <w:rPr>
             <w:rFonts w:ascii="Calibri" w:cs="Calibri" w:eastAsia="Calibri" w:hAnsi="Calibri"/>

--- a/docs/Vicji-GBP-Setup-Guide.docx
+++ b/docs/Vicji-GBP-Setup-Guide.docx
@@ -362,7 +362,7 @@
         </w:rPr>
         <w:t xml:space="preserve">If Vicji doesn't have a Gmail account, create one first at </w:t>
       </w:r>
-      <w:hyperlink w:history="1" r:id="rIdflxj4fwfjsewyjgahqpox">
+      <w:hyperlink w:history="1" r:id="rIdov_yshjtzschrczufnp8n">
         <w:r>
           <w:rPr>
             <w:rFonts w:ascii="Calibri" w:cs="Calibri" w:eastAsia="Calibri" w:hAnsi="Calibri"/>

--- a/docs/Vicji-GBP-Setup-Guide.docx
+++ b/docs/Vicji-GBP-Setup-Guide.docx
@@ -362,7 +362,7 @@
         </w:rPr>
         <w:t xml:space="preserve">If Vicji doesn't have a Gmail account, create one first at </w:t>
       </w:r>
-      <w:hyperlink w:history="1" r:id="rIdov_yshjtzschrczufnp8n">
+      <w:hyperlink w:history="1" r:id="rIdszve1cvnwtjmnpug2z2zk">
         <w:r>
           <w:rPr>
             <w:rFonts w:ascii="Calibri" w:cs="Calibri" w:eastAsia="Calibri" w:hAnsi="Calibri"/>

--- a/docs/Vicji-GBP-Setup-Guide.docx
+++ b/docs/Vicji-GBP-Setup-Guide.docx
@@ -362,7 +362,7 @@
         </w:rPr>
         <w:t xml:space="preserve">If Vicji doesn't have a Gmail account, create one first at </w:t>
       </w:r>
-      <w:hyperlink w:history="1" r:id="rIdszve1cvnwtjmnpug2z2zk">
+      <w:hyperlink w:history="1" r:id="rIdk7erl_zwhdgjvnrm4hhgn">
         <w:r>
           <w:rPr>
             <w:rFonts w:ascii="Calibri" w:cs="Calibri" w:eastAsia="Calibri" w:hAnsi="Calibri"/>

--- a/docs/Vicji-GBP-Setup-Guide.docx
+++ b/docs/Vicji-GBP-Setup-Guide.docx
@@ -362,7 +362,7 @@
         </w:rPr>
         <w:t xml:space="preserve">If Vicji doesn't have a Gmail account, create one first at </w:t>
       </w:r>
-      <w:hyperlink w:history="1" r:id="rIdk7erl_zwhdgjvnrm4hhgn">
+      <w:hyperlink w:history="1" r:id="rIdrr8qmxqbzmruz6b51vlq4">
         <w:r>
           <w:rPr>
             <w:rFonts w:ascii="Calibri" w:cs="Calibri" w:eastAsia="Calibri" w:hAnsi="Calibri"/>
